--- a/examples/doc/README.docx
+++ b/examples/doc/README.docx
@@ -2,7 +2,7 @@
 <file path=word/document.xml><?xml version="1.0" encoding="utf-8"?>
 <w:document xmlns:w="http://schemas.openxmlformats.org/wordprocessingml/2006/main" xmlns:m="http://schemas.openxmlformats.org/officeDocument/2006/math" xmlns:r="http://schemas.openxmlformats.org/officeDocument/2006/relationships" xmlns:o="urn:schemas-microsoft-com:office:office" xmlns:v="urn:schemas-microsoft-com:vml" xmlns:w10="urn:schemas-microsoft-com:office:word" xmlns:a="http://schemas.openxmlformats.org/drawingml/2006/main" xmlns:pic="http://schemas.openxmlformats.org/drawingml/2006/picture" xmlns:wp="http://schemas.openxmlformats.org/drawingml/2006/wordprocessingDrawing">
   <w:body>
-    <w:bookmarkStart w:id="20" w:name="tspredit-examples"/>
+    <w:bookmarkStart w:id="21" w:name="tspredit-examples"/>
     <w:p>
       <w:pPr>
         <w:pStyle w:val="Heading1"/>
@@ -95,7 +95,7 @@
       </w:r>
     </w:p>
     <w:bookmarkEnd w:id="10"/>
-    <w:bookmarkStart w:id="18" w:name="thematic-collections"/>
+    <w:bookmarkStart w:id="19" w:name="thematic-collections"/>
     <w:p>
       <w:pPr>
         <w:pStyle w:val="Heading2"/>
@@ -309,6 +309,44 @@
           <w:rPr>
             <w:rStyle w:val="Hyperlink"/>
           </w:rPr>
+          <w:t xml:space="preserve">multivariate</w:t>
+        </w:r>
+      </w:hyperlink>
+      <w:r>
+        <w:t xml:space="preserve"> </w:t>
+      </w:r>
+      <w:r>
+        <w:t xml:space="preserve">- target-centered multivariate forecasting workflows built by orchestrating one pipeline for</w:t>
+      </w:r>
+      <w:r>
+        <w:t xml:space="preserve"> </w:t>
+      </w:r>
+      <w:r>
+        <w:rPr>
+          <w:rStyle w:val="VerbatimChar"/>
+        </w:rPr>
+        <w:t xml:space="preserve">y</w:t>
+      </w:r>
+      <w:r>
+        <w:t xml:space="preserve"> </w:t>
+      </w:r>
+      <w:r>
+        <w:t xml:space="preserve">and one for each auxiliary variable.</w:t>
+      </w:r>
+    </w:p>
+    <w:p>
+      <w:pPr>
+        <w:pStyle w:val="Compact"/>
+        <w:numPr>
+          <w:ilvl w:val="0"/>
+          <w:numId w:val="1002"/>
+        </w:numPr>
+      </w:pPr>
+      <w:hyperlink r:id="rId18">
+        <w:r>
+          <w:rPr>
+            <w:rStyle w:val="Hyperlink"/>
+          </w:rPr>
           <w:t xml:space="preserve">custom</w:t>
         </w:r>
       </w:hyperlink>
@@ -334,8 +372,8 @@
         <w:t xml:space="preserve">contract.</w:t>
       </w:r>
     </w:p>
-    <w:bookmarkEnd w:id="18"/>
-    <w:bookmarkStart w:id="19" w:name="suggested-reading-order"/>
+    <w:bookmarkEnd w:id="19"/>
+    <w:bookmarkStart w:id="20" w:name="suggested-reading-order"/>
     <w:p>
       <w:pPr>
         <w:pStyle w:val="Heading2"/>
@@ -486,11 +524,26 @@
         <w:rPr>
           <w:rStyle w:val="VerbatimChar"/>
         </w:rPr>
+        <w:t xml:space="preserve">multivariate</w:t>
+      </w:r>
+    </w:p>
+    <w:p>
+      <w:pPr>
+        <w:pStyle w:val="Compact"/>
+        <w:numPr>
+          <w:ilvl w:val="0"/>
+          <w:numId w:val="1003"/>
+        </w:numPr>
+      </w:pPr>
+      <w:r>
+        <w:rPr>
+          <w:rStyle w:val="VerbatimChar"/>
+        </w:rPr>
         <w:t xml:space="preserve">custom</w:t>
       </w:r>
     </w:p>
-    <w:bookmarkEnd w:id="19"/>
     <w:bookmarkEnd w:id="20"/>
+    <w:bookmarkEnd w:id="21"/>
     <w:sectPr>
       <w:footnotePr>
         <w:numRestart w:val="eachSect"/>

--- a/examples/doc/README.docx
+++ b/examples/doc/README.docx
@@ -2,7 +2,7 @@
 <file path=word/document.xml><?xml version="1.0" encoding="utf-8"?>
 <w:document xmlns:w="http://schemas.openxmlformats.org/wordprocessingml/2006/main" xmlns:m="http://schemas.openxmlformats.org/officeDocument/2006/math" xmlns:r="http://schemas.openxmlformats.org/officeDocument/2006/relationships" xmlns:o="urn:schemas-microsoft-com:office:office" xmlns:v="urn:schemas-microsoft-com:vml" xmlns:w10="urn:schemas-microsoft-com:office:word" xmlns:a="http://schemas.openxmlformats.org/drawingml/2006/main" xmlns:pic="http://schemas.openxmlformats.org/drawingml/2006/picture" xmlns:wp="http://schemas.openxmlformats.org/drawingml/2006/wordprocessingDrawing">
   <w:body>
-    <w:bookmarkStart w:id="21" w:name="tspredit-examples"/>
+    <w:bookmarkStart w:id="22" w:name="tspredit-examples"/>
     <w:p>
       <w:pPr>
         <w:pStyle w:val="Heading1"/>
@@ -95,7 +95,7 @@
       </w:r>
     </w:p>
     <w:bookmarkEnd w:id="10"/>
-    <w:bookmarkStart w:id="19" w:name="thematic-collections"/>
+    <w:bookmarkStart w:id="20" w:name="thematic-collections"/>
     <w:p>
       <w:pPr>
         <w:pStyle w:val="Heading2"/>
@@ -240,14 +240,14 @@
           <w:rPr>
             <w:rStyle w:val="Hyperlink"/>
           </w:rPr>
-          <w:t xml:space="preserve">augment</w:t>
+          <w:t xml:space="preserve">lagmapping</w:t>
         </w:r>
       </w:hyperlink>
       <w:r>
         <w:t xml:space="preserve"> </w:t>
       </w:r>
       <w:r>
-        <w:t xml:space="preserve">- augmentation strategies organized from the no-augmentation baseline to shape perturbations and recency-aware schemes.</w:t>
+        <w:t xml:space="preserve">- lag-selection strategies that decide which past observations are exposed to the predictor, from positional baselines to correlation-driven and supervised mappings.</w:t>
       </w:r>
     </w:p>
     <w:p>
@@ -259,6 +259,29 @@
         </w:numPr>
       </w:pPr>
       <w:hyperlink r:id="rId15">
+        <w:r>
+          <w:rPr>
+            <w:rStyle w:val="Hyperlink"/>
+          </w:rPr>
+          <w:t xml:space="preserve">augment</w:t>
+        </w:r>
+      </w:hyperlink>
+      <w:r>
+        <w:t xml:space="preserve"> </w:t>
+      </w:r>
+      <w:r>
+        <w:t xml:space="preserve">- augmentation strategies organized from the no-augmentation baseline to shape perturbations and recency-aware schemes.</w:t>
+      </w:r>
+    </w:p>
+    <w:p>
+      <w:pPr>
+        <w:pStyle w:val="Compact"/>
+        <w:numPr>
+          <w:ilvl w:val="0"/>
+          <w:numId w:val="1002"/>
+        </w:numPr>
+      </w:pPr>
+      <w:hyperlink r:id="rId16">
         <w:r>
           <w:rPr>
             <w:rStyle w:val="Hyperlink"/>
@@ -281,7 +304,7 @@
           <w:numId w:val="1002"/>
         </w:numPr>
       </w:pPr>
-      <w:hyperlink r:id="rId16">
+      <w:hyperlink r:id="rId17">
         <w:r>
           <w:rPr>
             <w:rStyle w:val="Hyperlink"/>
@@ -304,7 +327,7 @@
           <w:numId w:val="1002"/>
         </w:numPr>
       </w:pPr>
-      <w:hyperlink r:id="rId17">
+      <w:hyperlink r:id="rId18">
         <w:r>
           <w:rPr>
             <w:rStyle w:val="Hyperlink"/>
@@ -342,7 +365,7 @@
           <w:numId w:val="1002"/>
         </w:numPr>
       </w:pPr>
-      <w:hyperlink r:id="rId18">
+      <w:hyperlink r:id="rId19">
         <w:r>
           <w:rPr>
             <w:rStyle w:val="Hyperlink"/>
@@ -372,8 +395,8 @@
         <w:t xml:space="preserve">contract.</w:t>
       </w:r>
     </w:p>
-    <w:bookmarkEnd w:id="19"/>
-    <w:bookmarkStart w:id="20" w:name="suggested-reading-order"/>
+    <w:bookmarkEnd w:id="20"/>
+    <w:bookmarkStart w:id="21" w:name="suggested-reading-order"/>
     <w:p>
       <w:pPr>
         <w:pStyle w:val="Heading2"/>
@@ -472,30 +495,6 @@
         </w:rPr>
         <w:t xml:space="preserve">filter</w:t>
       </w:r>
-      <w:r>
-        <w:t xml:space="preserve">,</w:t>
-      </w:r>
-      <w:r>
-        <w:t xml:space="preserve"> </w:t>
-      </w:r>
-      <w:r>
-        <w:rPr>
-          <w:rStyle w:val="VerbatimChar"/>
-        </w:rPr>
-        <w:t xml:space="preserve">augment</w:t>
-      </w:r>
-      <w:r>
-        <w:t xml:space="preserve">, and</w:t>
-      </w:r>
-      <w:r>
-        <w:t xml:space="preserve"> </w:t>
-      </w:r>
-      <w:r>
-        <w:rPr>
-          <w:rStyle w:val="VerbatimChar"/>
-        </w:rPr>
-        <w:t xml:space="preserve">normalization</w:t>
-      </w:r>
     </w:p>
     <w:p>
       <w:pPr>
@@ -509,7 +508,7 @@
         <w:rPr>
           <w:rStyle w:val="VerbatimChar"/>
         </w:rPr>
-        <w:t xml:space="preserve">prediction</w:t>
+        <w:t xml:space="preserve">lagmapping</w:t>
       </w:r>
     </w:p>
     <w:p>
@@ -524,7 +523,22 @@
         <w:rPr>
           <w:rStyle w:val="VerbatimChar"/>
         </w:rPr>
-        <w:t xml:space="preserve">multivariate</w:t>
+        <w:t xml:space="preserve">augment</w:t>
+      </w:r>
+      <w:r>
+        <w:t xml:space="preserve"> </w:t>
+      </w:r>
+      <w:r>
+        <w:t xml:space="preserve">and</w:t>
+      </w:r>
+      <w:r>
+        <w:t xml:space="preserve"> </w:t>
+      </w:r>
+      <w:r>
+        <w:rPr>
+          <w:rStyle w:val="VerbatimChar"/>
+        </w:rPr>
+        <w:t xml:space="preserve">normalization</w:t>
       </w:r>
     </w:p>
     <w:p>
@@ -539,11 +553,49 @@
         <w:rPr>
           <w:rStyle w:val="VerbatimChar"/>
         </w:rPr>
+        <w:t xml:space="preserve">prediction</w:t>
+      </w:r>
+    </w:p>
+    <w:p>
+      <w:pPr>
+        <w:pStyle w:val="Compact"/>
+        <w:numPr>
+          <w:ilvl w:val="0"/>
+          <w:numId w:val="1003"/>
+        </w:numPr>
+      </w:pPr>
+      <w:r>
+        <w:rPr>
+          <w:rStyle w:val="VerbatimChar"/>
+        </w:rPr>
+        <w:t xml:space="preserve">multivariate</w:t>
+      </w:r>
+    </w:p>
+    <w:p>
+      <w:pPr>
+        <w:pStyle w:val="Compact"/>
+        <w:numPr>
+          <w:ilvl w:val="0"/>
+          <w:numId w:val="1003"/>
+        </w:numPr>
+      </w:pPr>
+      <w:r>
+        <w:rPr>
+          <w:rStyle w:val="VerbatimChar"/>
+        </w:rPr>
         <w:t xml:space="preserve">custom</w:t>
       </w:r>
     </w:p>
-    <w:bookmarkEnd w:id="20"/>
+    <w:p>
+      <w:pPr>
+        <w:pStyle w:val="FirstParagraph"/>
+      </w:pPr>
+      <w:r>
+        <w:t xml:space="preserve">This ordering is didactic because it follows the forecasting pipeline more closely: first understand how the series is represented, then inspect the available data, then decide whether to smooth the signal, then decide which lags should become predictors, then apply data expansion and scaling, and only after that compare forecasting models and more advanced extensions.</w:t>
+      </w:r>
+    </w:p>
     <w:bookmarkEnd w:id="21"/>
+    <w:bookmarkEnd w:id="22"/>
     <w:sectPr>
       <w:footnotePr>
         <w:numRestart w:val="eachSect"/>
